--- a/docs/br/Conclusao_Geral_PT-BR.docx
+++ b/docs/br/Conclusao_Geral_PT-BR.docx
@@ -99,7 +99,7 @@
                 <w:color w:val="1A2744"/>
                 <w:sz w:val="22"/>
               </w:rPr>
-              <w:t>76,9 pct do compute IA operacional mundial = EUA</w:t>
+              <w:t>78,9 pct do compute IA operacional mundial = EUA</w:t>
             </w:r>
           </w:p>
         </w:tc>
@@ -141,7 +141,7 @@
                 <w:color w:val="1A2744"/>
                 <w:sz w:val="22"/>
               </w:rPr>
-              <w:t>3,46:1 razao CACI EUA/UE (Power Mode)</w:t>
+              <w:t>3,47:1 razao CACI EUA/UE (Power Mode)</w:t>
             </w:r>
           </w:p>
         </w:tc>
@@ -381,7 +381,7 @@
           <w:color w:val="202020"/>
           <w:sz w:val="22"/>
         </w:rPr>
-        <w:t>O indice CACI (Compute-Adjusted Competitive Index) desenvolvido neste estudo permite a quantificacao da assimetria estrutural. No snapshot do painel publico de abril de 2026, a razao bruta de computacao instalada operacional EUA/UE(13) e de 17,6:1, traduzida por uma formula geometrica ponderada F^0,40 x L^0,20 x R^0,15 / E^0,25 em uma razao CACI Power Mode de 3,47:1. A concentracao de 76,9 por cento da computacao de IA operacional global nos Estados Unidos (49,9 por cento incluindo capacidades planejadas), um capex anual dos hyperscalers de 660-690 bilhoes de USD (superior ao PIB da Suecia) e um custo de treinamento de modelos de fronteira 5 a 10 vezes inferior ao custo europeu confirmam este dominio. A vantagem e autorreforcante: as empresas com acesso abundante a computacao captam rendas de inovacao e de dados que sao muito dificeis de alcancar posteriormente (Capitulo IV).</w:t>
+        <w:t>O indice CACI (Compute-Adjusted Competitive Index) desenvolvido neste estudo permite a quantificacao da assimetria estrutural. No snapshot do painel publico de abril de 2026, a razao bruta de computacao instalada operacional EUA/UE(13) e de 17,6:1, traduzida por uma formula geometrica ponderada F^0,40 x L^0,20 x R^0,15 / E^0,25 em uma razao CACI Power Mode de 3,47:1. A concentracao de 78,9 por cento da computacao de IA operacional global nos Estados Unidos (49,9 por cento incluindo capacidades planejadas), um capex anual dos hyperscalers de 660-690 bilhoes de USD (superior ao PIB da Suecia) e um custo de treinamento de modelos de fronteira 5 a 10 vezes inferior ao custo europeu confirmam este dominio. A vantagem e autorreforcante: as empresas com acesso abundante a computacao captam rendas de inovacao e de dados que sao muito dificeis de alcancar posteriormente (Capitulo IV).</w:t>
       </w:r>
     </w:p>
     <w:p>
